--- a/docs/Sprint_Review_Sprint1.docx
+++ b/docs/Sprint_Review_Sprint1.docx
@@ -54,7 +54,7 @@
         <w:t xml:space="preserve">Thời gian Sprint: </w:t>
       </w:r>
       <w:r>
-        <w:t>03/09/2026 – 11/09/2026 (7 ngày làm việc, bắt đầu sau lễ Quốc khánh 02/09)</w:t>
+        <w:t>03/09/2026 – 16/09/2026 (10 ngày làm việc theo PERT: 1 ngày phân tích, 7,50 ngày công việc, 1,50 ngày dự phòng)</w:t>
       </w:r>
     </w:p>
     <w:p>
@@ -138,7 +138,7 @@
         <w:t>Cam kết:</w:t>
       </w:r>
       <w:r>
-        <w:t xml:space="preserve"> 4 User Story — US-01, US-02, US-03, US-04 — tổng 16 điểm (năng lực giảm từ 23 xuống 16 vì Sprint chỉ có 7 ngày làm việc).</w:t>
+        <w:t xml:space="preserve"> 4 User Story — US-01, US-02, US-03, US-04 — tổng 16 điểm.</w:t>
       </w:r>
     </w:p>
     <w:p>
@@ -169,10 +169,10 @@
         <w:rPr>
           <w:b/>
         </w:rPr>
-        <w:t>4/4 User Story, 16/16 điểm</w:t>
-      </w:r>
-      <w:r>
-        <w:t xml:space="preserve">. Toàn bộ test API của Sprint 1 pass (npm test — kết quả theo story ở docs/KiemThuTheoStory.md). Mã nguồn: nhánh </w:t>
+        <w:t>4/4 User Story, 16/16 điểm, đúng hạn 16/09/2026</w:t>
+      </w:r>
+      <w:r>
+        <w:t xml:space="preserve">. Toàn bộ test API của Sprint 1 pass (kết quả theo story ở docs/KiemThuTheoStory.md). Mã nguồn: nhánh </w:t>
       </w:r>
       <w:r>
         <w:rPr>
@@ -402,7 +402,7 @@
                 <w:rFonts w:ascii="Times New Roman" w:hAnsi="Times New Roman" w:cs="Times New Roman" w:eastAsia="Times New Roman"/>
                 <w:sz w:val="21"/>
               </w:rPr>
-              <w:t>12 Mongoose model, 4 chỉ mục bắt buộc (trackingCode duy nhất, đơn theo khách, phân công theo shipper/ca, TTL orderDrafts 24 giờ). Seed: 5 vai trò, 19 tài khoản, 4 tuyến, 20 khu vực, 3 hub, 2 loại dịch vụ, 8 bảng giá, 200 đơn trải đủ 18 trạng thái.</w:t>
+              <w:t>12 Mongoose model, 4 chỉ mục bắt buộc. Seed: 5 vai trò, 19 tài khoản, 4 tuyến, 20 khu vực, 3 hub, 2 loại dịch vụ, 8 bảng giá, 200 đơn trải đủ 18 trạng thái.</w:t>
             </w:r>
           </w:p>
         </w:tc>
@@ -490,7 +490,7 @@
                 <w:rFonts w:ascii="Times New Roman" w:hAnsi="Times New Roman" w:cs="Times New Roman" w:eastAsia="Times New Roman"/>
                 <w:sz w:val="21"/>
               </w:rPr>
-              <w:t>Khung xác thực JWT: Access Token 15 phút, Refresh Token 7 ngày, middleware requireAuth và requirePermission theo vai trò, GET /auth/me. Postman collection chạy đủ luồng đăng ký → đăng nhập → gọi API có xác thực.</w:t>
+              <w:t>Khung xác thực JWT: Access Token 15 phút, Refresh Token 7 ngày, middleware requireAuth và requirePermission, GET /auth/me. Postman collection chạy đủ luồng đăng ký → đăng nhập → gọi API có xác thực.</w:t>
             </w:r>
           </w:p>
         </w:tc>
@@ -565,7 +565,7 @@
                 <w:rFonts w:ascii="Times New Roman" w:hAnsi="Times New Roman" w:cs="Times New Roman" w:eastAsia="Times New Roman"/>
                 <w:sz w:val="21"/>
               </w:rPr>
-              <w:t>Định dạng response chung {success, data, meta} / {success:false, error:{code, message}}, bảng mã lỗi tập trung (core/errors.js), error handler, Swagger UI tại /api-docs.</w:t>
+              <w:t>Định dạng response chung {success, data, meta} / {success:false, error:{code, message}}, bảng mã lỗi tập trung, error handler, Swagger UI tại /api-docs.</w:t>
             </w:r>
           </w:p>
         </w:tc>
@@ -689,7 +689,7 @@
         <w:spacing w:before="40" w:after="60" w:beforeAutospacing="0" w:afterAutospacing="0"/>
       </w:pPr>
       <w:r>
-        <w:t>Không có User Story nào bị bỏ dở — cả 4 story đạt tiêu chí chấp nhận.</w:t>
+        <w:t>Không có User Story nào bị bỏ dở hay lùi sang Sprint 2.</w:t>
       </w:r>
     </w:p>
     <w:p>
@@ -708,7 +708,7 @@
         <w:t>Sơ đồ ERD dạng hình (task T3):</w:t>
       </w:r>
       <w:r>
-        <w:t xml:space="preserve"> tại buổi review, thiết kế 12 collection đã chốt (danh sách trường, chỉ mục, quy tắc nhúng hay tham chiếu) và hiện thực trong model, nhưng sơ đồ hình chưa được đưa vào repository. Lý do: US-02 vượt ước lượng nên ưu tiên model và seed chạy được trước. Đã bổ sung sau tại docs/ERD.md (sơ đồ Mermaid).</w:t>
+        <w:t xml:space="preserve"> thiết kế 12 collection đã chốt và hiện thực trong model đúng hạn, nhưng sơ đồ hình chưa được đưa vào repository trong Sprint; đã bổ sung sau tại docs/ERD.md (sơ đồ Mermaid).</w:t>
       </w:r>
     </w:p>
     <w:p>
@@ -727,7 +727,7 @@
         <w:t>CI tự động (GitHub Actions)</w:t>
       </w:r>
       <w:r>
-        <w:t xml:space="preserve"> ghi trong task T8 chưa làm ở Sprint 1 — đúng phạm vi là US-05 của Sprint 2.</w:t>
+        <w:t xml:space="preserve"> không thuộc Sprint 1 — là US-05 của Sprint 2.</w:t>
       </w:r>
     </w:p>
     <w:p>
@@ -773,7 +773,7 @@
         <w:t>6 điểm</w:t>
       </w:r>
       <w:r>
-        <w:t xml:space="preserve"> (kế hoạch 5) trong Sprint Backlog — cột Act Points.</w:t>
+        <w:t xml:space="preserve"> (kế hoạch 5) trong Sprint Backlog.</w:t>
       </w:r>
     </w:p>
     <w:p>
@@ -786,16 +786,7 @@
         <w:spacing w:before="40" w:after="60" w:beforeAutospacing="0" w:afterAutospacing="0"/>
       </w:pPr>
       <w:r>
-        <w:t xml:space="preserve">Quy tắc ước lượng mới: story thiết kế dữ liệu hoặc phân quyền nhiều cấp nhân hệ số </w:t>
-      </w:r>
-      <w:r>
-        <w:rPr>
-          <w:b/>
-        </w:rPr>
-        <w:t>1,2</w:t>
-      </w:r>
-      <w:r>
-        <w:t>, áp dụng từ Sprint 2.</w:t>
+        <w:t>Lịch toàn dự án lập lại bằng PERT (PERT_ToanDuAn.docx): mỗi Sprint có ngày phân tích và dự phòng; việc rủi ro (thiết kế dữ liệu, phân quyền nhiều cấp) đặt ước lượng bi quan P cao.</w:t>
       </w:r>
     </w:p>
     <w:p>
@@ -808,16 +799,7 @@
         <w:spacing w:before="40" w:after="60" w:beforeAutospacing="0" w:afterAutospacing="0"/>
       </w:pPr>
       <w:r>
-        <w:t xml:space="preserve">Công cụ kiểm thử đổi từ Jest sang </w:t>
-      </w:r>
-      <w:r>
-        <w:rPr>
-          <w:b/>
-        </w:rPr>
-        <w:t>node:test</w:t>
-      </w:r>
-      <w:r>
-        <w:t xml:space="preserve"> (có sẵn trong Node 20) + Supertest; test chạy trên MongoDB replica set thật trong Docker thay cho mongodb-memory-server (cần replica set để thử transaction).</w:t>
+        <w:t>Công cụ kiểm thử: node:test + Supertest trên MongoDB replica set thật trong Docker (thay Jest, mongodb-memory-server).</w:t>
       </w:r>
     </w:p>
     <w:p>
@@ -864,7 +846,7 @@
         <w:rPr>
           <w:b/>
         </w:rPr>
-        <w:t>Đạt mục tiêu Sprint.</w:t>
+        <w:t>Đạt mục tiêu Sprint, đúng hạn.</w:t>
       </w:r>
       <w:r>
         <w:t xml:space="preserve"> Cả 4 tiêu chí đạt: docker compose up dựng đủ MongoDB replica set + Redis; POST /auth/login trả cặp token; Swagger UI hoạt động; test transaction pass.</w:t>
@@ -880,7 +862,7 @@
         <w:spacing w:before="40" w:after="60" w:beforeAutospacing="0" w:afterAutospacing="0"/>
       </w:pPr>
       <w:r>
-        <w:t>Hoàn thành 16/16 điểm cam kết (100%), nhưng phải làm thêm giờ ngày 11/09 vì US-02 vượt ước lượng. Sơ đồ PERT (docs/PERT_Sprint1_Sprint2.docx) cho thấy tổng công 7,5 ngày &gt; 7 ngày ngay từ kế hoạch.</w:t>
+        <w:t>US-02 vượt 1 điểm (thêm 0,5 ngày) nằm gọn trong 1,50 ngày dự phòng: Sprint kết thúc đúng 16/09/2026, không làm thêm giờ, không cắt việc.</w:t>
       </w:r>
     </w:p>
     <w:p>
